--- a/docs/proofsheets/ps-trigonometricidentities.docx
+++ b/docs/proofsheets/ps-trigonometricidentities.docx
@@ -52,7 +52,7 @@
         </w:rPr>
         <w:t xml:space="preserve"> </w:t>
       </w:r>
-      <w:hyperlink r:id="rId20">
+      <w:hyperlink r:id="rId9">
         <w:r>
           <w:rPr>
             <w:rStyle w:val="Hyperlink"/>
@@ -83,7 +83,7 @@
         </w:rPr>
         <w:t xml:space="preserve"> </w:t>
       </w:r>
-      <w:hyperlink r:id="rId21">
+      <w:hyperlink r:id="rId10">
         <w:r>
           <w:rPr>
             <w:rStyle w:val="Hyperlink"/>
@@ -101,7 +101,7 @@
         <w:t xml:space="preserve">.</w:t>
       </w:r>
     </w:p>
-    <w:bookmarkStart w:id="28" w:name="proof-of-pythagorean-identities"/>
+    <w:bookmarkStart w:id="17" w:name="proof-of-pythagorean-identities"/>
     <w:p>
       <w:pPr>
         <w:pStyle w:val="Heading1"/>
@@ -120,7 +120,7 @@
       <w:r>
         <w:t xml:space="preserve"> </w:t>
       </w:r>
-      <w:hyperlink r:id="rId20">
+      <w:hyperlink r:id="rId9">
         <w:r>
           <w:rPr>
             <w:rStyle w:val="Hyperlink"/>
@@ -137,7 +137,7 @@
       <w:r>
         <w:t xml:space="preserve"> </w:t>
       </w:r>
-      <w:hyperlink r:id="rId21">
+      <w:hyperlink r:id="rId10">
         <w:r>
           <w:rPr>
             <w:rStyle w:val="Hyperlink"/>
@@ -213,18 +213,18 @@
                 <wp:inline>
                   <wp:extent cx="152400" cy="152400"/>
                   <wp:effectExtent b="0" l="0" r="0" t="0"/>
-                  <wp:docPr descr="" title="" id="23" name="Picture"/>
+                  <wp:docPr descr="" title="" id="12" name="Picture"/>
                   <a:graphic>
                     <a:graphicData uri="http://schemas.openxmlformats.org/drawingml/2006/picture">
                       <pic:pic>
                         <pic:nvPicPr>
-                          <pic:cNvPr descr="/Applications/quarto/share/formats/docx/note.png" id="24" name="Picture"/>
+                          <pic:cNvPr descr="/Applications/quarto/share/formats/docx/note.png" id="13" name="Picture"/>
                           <pic:cNvPicPr>
                             <a:picLocks noChangeArrowheads="1" noChangeAspect="1"/>
                           </pic:cNvPicPr>
                         </pic:nvPicPr>
                         <pic:blipFill>
-                          <a:blip r:embed="rId22"/>
+                          <a:blip r:embed="rId11"/>
                           <a:stretch>
                             <a:fillRect/>
                           </a:stretch>
@@ -290,19 +290,21 @@
                   </m:r>
                 </m:sup>
               </m:sSup>
-              <m:d>
-                <m:dPr>
-                  <m:begChr m:val="("/>
-                  <m:sepChr m:val=""/>
-                  <m:endChr m:val=")"/>
-                  <m:grow/>
-                </m:dPr>
-                <m:e>
-                  <m:r>
-                    <m:t>θ</m:t>
-                  </m:r>
-                </m:e>
-              </m:d>
+              <m:r>
+                <m:rPr>
+                  <m:sty m:val="p"/>
+                </m:rPr>
+                <m:t>(</m:t>
+              </m:r>
+              <m:r>
+                <m:t>θ</m:t>
+              </m:r>
+              <m:r>
+                <m:rPr>
+                  <m:sty m:val="p"/>
+                </m:rPr>
+                <m:t>)</m:t>
+              </m:r>
               <m:r>
                 <m:rPr>
                   <m:sty m:val="p"/>
@@ -324,19 +326,21 @@
                   </m:r>
                 </m:sup>
               </m:sSup>
-              <m:d>
-                <m:dPr>
-                  <m:begChr m:val="("/>
-                  <m:sepChr m:val=""/>
-                  <m:endChr m:val=")"/>
-                  <m:grow/>
-                </m:dPr>
-                <m:e>
-                  <m:r>
-                    <m:t>θ</m:t>
-                  </m:r>
-                </m:e>
-              </m:d>
+              <m:r>
+                <m:rPr>
+                  <m:sty m:val="p"/>
+                </m:rPr>
+                <m:t>(</m:t>
+              </m:r>
+              <m:r>
+                <m:t>θ</m:t>
+              </m:r>
+              <m:r>
+                <m:rPr>
+                  <m:sty m:val="p"/>
+                </m:rPr>
+                <m:t>)</m:t>
+              </m:r>
               <m:r>
                 <m:rPr>
                   <m:sty m:val="p"/>
@@ -361,7 +365,7 @@
             <w:r>
               <w:t xml:space="preserve"> </w:t>
             </w:r>
-            <w:hyperlink r:id="rId25">
+            <w:hyperlink r:id="rId14">
               <w:r>
                 <w:rPr>
                   <w:rStyle w:val="Hyperlink"/>
@@ -378,7 +382,7 @@
             <w:r>
               <w:t xml:space="preserve"> </w:t>
             </w:r>
-            <w:hyperlink r:id="rId26">
+            <w:hyperlink r:id="rId15">
               <w:r>
                 <w:rPr>
                   <w:rStyle w:val="Hyperlink"/>
@@ -408,19 +412,21 @@
                   </m:rPr>
                   <m:t>sin</m:t>
                 </m:r>
-                <m:d>
-                  <m:dPr>
-                    <m:begChr m:val="("/>
-                    <m:sepChr m:val=""/>
-                    <m:endChr m:val=")"/>
-                    <m:grow/>
-                  </m:dPr>
-                  <m:e>
-                    <m:r>
-                      <m:t>θ</m:t>
-                    </m:r>
-                  </m:e>
-                </m:d>
+                <m:r>
+                  <m:rPr>
+                    <m:sty m:val="p"/>
+                  </m:rPr>
+                  <m:t>(</m:t>
+                </m:r>
+                <m:r>
+                  <m:t>θ</m:t>
+                </m:r>
+                <m:r>
+                  <m:rPr>
+                    <m:sty m:val="p"/>
+                  </m:rPr>
+                  <m:t>)</m:t>
+                </m:r>
                 <m:r>
                   <m:rPr>
                     <m:sty m:val="p"/>
@@ -435,8 +441,8 @@
                     <m:r>
                       <m:rPr>
                         <m:nor/>
+                        <m:scr m:val="sans-serif"/>
                         <m:sty m:val="p"/>
-                        <m:scr m:val="sans-serif"/>
                       </m:rPr>
                       <m:t>opposite</m:t>
                     </m:r>
@@ -445,8 +451,8 @@
                     <m:r>
                       <m:rPr>
                         <m:nor/>
+                        <m:scr m:val="sans-serif"/>
                         <m:sty m:val="p"/>
-                        <m:scr m:val="sans-serif"/>
                       </m:rPr>
                       <m:t>hypotenuse</m:t>
                     </m:r>
@@ -458,8 +464,8 @@
                 <m:r>
                   <m:rPr>
                     <m:nor/>
+                    <m:scr m:val="sans-serif"/>
                     <m:sty m:val="p"/>
-                    <m:scr m:val="sans-serif"/>
                   </m:rPr>
                   <m:t> and </m:t>
                 </m:r>
@@ -472,19 +478,21 @@
                   </m:rPr>
                   <m:t>cos</m:t>
                 </m:r>
-                <m:d>
-                  <m:dPr>
-                    <m:begChr m:val="("/>
-                    <m:sepChr m:val=""/>
-                    <m:endChr m:val=")"/>
-                    <m:grow/>
-                  </m:dPr>
-                  <m:e>
-                    <m:r>
-                      <m:t>θ</m:t>
-                    </m:r>
-                  </m:e>
-                </m:d>
+                <m:r>
+                  <m:rPr>
+                    <m:sty m:val="p"/>
+                  </m:rPr>
+                  <m:t>(</m:t>
+                </m:r>
+                <m:r>
+                  <m:t>θ</m:t>
+                </m:r>
+                <m:r>
+                  <m:rPr>
+                    <m:sty m:val="p"/>
+                  </m:rPr>
+                  <m:t>)</m:t>
+                </m:r>
                 <m:r>
                   <m:rPr>
                     <m:sty m:val="p"/>
@@ -499,8 +507,8 @@
                     <m:r>
                       <m:rPr>
                         <m:nor/>
+                        <m:scr m:val="sans-serif"/>
                         <m:sty m:val="p"/>
-                        <m:scr m:val="sans-serif"/>
                       </m:rPr>
                       <m:t>adjacent</m:t>
                     </m:r>
@@ -509,8 +517,8 @@
                     <m:r>
                       <m:rPr>
                         <m:nor/>
+                        <m:scr m:val="sans-serif"/>
                         <m:sty m:val="p"/>
-                        <m:scr m:val="sans-serif"/>
                       </m:rPr>
                       <m:t>hypotenuse</m:t>
                     </m:r>
@@ -596,19 +604,21 @@
                 </m:rPr>
                 <m:t>cos</m:t>
               </m:r>
-              <m:d>
-                <m:dPr>
-                  <m:begChr m:val="("/>
-                  <m:sepChr m:val=""/>
-                  <m:endChr m:val=")"/>
-                  <m:grow/>
-                </m:dPr>
-                <m:e>
-                  <m:r>
-                    <m:t>θ</m:t>
-                  </m:r>
-                </m:e>
-              </m:d>
+              <m:r>
+                <m:rPr>
+                  <m:sty m:val="p"/>
+                </m:rPr>
+                <m:t>(</m:t>
+              </m:r>
+              <m:r>
+                <m:t>θ</m:t>
+              </m:r>
+              <m:r>
+                <m:rPr>
+                  <m:sty m:val="p"/>
+                </m:rPr>
+                <m:t>)</m:t>
+              </m:r>
             </m:oMath>
             <w:r>
               <w:t xml:space="preserve"> </w:t>
@@ -638,19 +648,21 @@
                 </m:rPr>
                 <m:t>sin</m:t>
               </m:r>
-              <m:d>
-                <m:dPr>
-                  <m:begChr m:val="("/>
-                  <m:sepChr m:val=""/>
-                  <m:endChr m:val=")"/>
-                  <m:grow/>
-                </m:dPr>
-                <m:e>
-                  <m:r>
-                    <m:t>θ</m:t>
-                  </m:r>
-                </m:e>
-              </m:d>
+              <m:r>
+                <m:rPr>
+                  <m:sty m:val="p"/>
+                </m:rPr>
+                <m:t>(</m:t>
+              </m:r>
+              <m:r>
+                <m:t>θ</m:t>
+              </m:r>
+              <m:r>
+                <m:rPr>
+                  <m:sty m:val="p"/>
+                </m:rPr>
+                <m:t>)</m:t>
+              </m:r>
             </m:oMath>
             <w:r>
               <w:t xml:space="preserve">.</w:t>
@@ -767,38 +779,42 @@
               <m:oMath>
                 <m:sSup>
                   <m:e>
-                    <m:d>
-                      <m:dPr>
-                        <m:begChr m:val="("/>
-                        <m:sepChr m:val=""/>
-                        <m:endChr m:val=")"/>
-                        <m:grow/>
-                      </m:dPr>
-                      <m:e>
-                        <m:r>
-                          <m:t>H</m:t>
-                        </m:r>
-                        <m:r>
-                          <m:rPr>
-                            <m:sty m:val="p"/>
-                          </m:rPr>
-                          <m:t>cos</m:t>
-                        </m:r>
-                        <m:d>
-                          <m:dPr>
-                            <m:begChr m:val="("/>
-                            <m:sepChr m:val=""/>
-                            <m:endChr m:val=")"/>
-                            <m:grow/>
-                          </m:dPr>
-                          <m:e>
-                            <m:r>
-                              <m:t>θ</m:t>
-                            </m:r>
-                          </m:e>
-                        </m:d>
-                      </m:e>
-                    </m:d>
+                    <m:r>
+                      <m:rPr>
+                        <m:sty m:val="p"/>
+                      </m:rPr>
+                      <m:t>(</m:t>
+                    </m:r>
+                    <m:r>
+                      <m:t>H</m:t>
+                    </m:r>
+                    <m:r>
+                      <m:rPr>
+                        <m:sty m:val="p"/>
+                      </m:rPr>
+                      <m:t>cos</m:t>
+                    </m:r>
+                    <m:r>
+                      <m:rPr>
+                        <m:sty m:val="p"/>
+                      </m:rPr>
+                      <m:t>(</m:t>
+                    </m:r>
+                    <m:r>
+                      <m:t>θ</m:t>
+                    </m:r>
+                    <m:r>
+                      <m:rPr>
+                        <m:sty m:val="p"/>
+                      </m:rPr>
+                      <m:t>)</m:t>
+                    </m:r>
+                    <m:r>
+                      <m:rPr>
+                        <m:sty m:val="p"/>
+                      </m:rPr>
+                      <m:t>)</m:t>
+                    </m:r>
                   </m:e>
                   <m:sup>
                     <m:r>
@@ -814,38 +830,42 @@
                 </m:r>
                 <m:sSup>
                   <m:e>
-                    <m:d>
-                      <m:dPr>
-                        <m:begChr m:val="("/>
-                        <m:sepChr m:val=""/>
-                        <m:endChr m:val=")"/>
-                        <m:grow/>
-                      </m:dPr>
-                      <m:e>
-                        <m:r>
-                          <m:t>H</m:t>
-                        </m:r>
-                        <m:r>
-                          <m:rPr>
-                            <m:sty m:val="p"/>
-                          </m:rPr>
-                          <m:t>sin</m:t>
-                        </m:r>
-                        <m:d>
-                          <m:dPr>
-                            <m:begChr m:val="("/>
-                            <m:sepChr m:val=""/>
-                            <m:endChr m:val=")"/>
-                            <m:grow/>
-                          </m:dPr>
-                          <m:e>
-                            <m:r>
-                              <m:t>θ</m:t>
-                            </m:r>
-                          </m:e>
-                        </m:d>
-                      </m:e>
-                    </m:d>
+                    <m:r>
+                      <m:rPr>
+                        <m:sty m:val="p"/>
+                      </m:rPr>
+                      <m:t>(</m:t>
+                    </m:r>
+                    <m:r>
+                      <m:t>H</m:t>
+                    </m:r>
+                    <m:r>
+                      <m:rPr>
+                        <m:sty m:val="p"/>
+                      </m:rPr>
+                      <m:t>sin</m:t>
+                    </m:r>
+                    <m:r>
+                      <m:rPr>
+                        <m:sty m:val="p"/>
+                      </m:rPr>
+                      <m:t>(</m:t>
+                    </m:r>
+                    <m:r>
+                      <m:t>θ</m:t>
+                    </m:r>
+                    <m:r>
+                      <m:rPr>
+                        <m:sty m:val="p"/>
+                      </m:rPr>
+                      <m:t>)</m:t>
+                    </m:r>
+                    <m:r>
+                      <m:rPr>
+                        <m:sty m:val="p"/>
+                      </m:rPr>
+                      <m:t>)</m:t>
+                    </m:r>
                   </m:e>
                   <m:sup>
                     <m:r>
@@ -884,7 +904,7 @@
             <w:r>
               <w:t xml:space="preserve"> </w:t>
             </w:r>
-            <w:hyperlink r:id="rId27">
+            <w:hyperlink r:id="rId16">
               <w:r>
                 <w:rPr>
                   <w:rStyle w:val="Hyperlink"/>
@@ -899,37 +919,41 @@
               <w:t xml:space="preserve"> </w:t>
             </w:r>
             <m:oMath>
+              <m:r>
+                <m:rPr>
+                  <m:sty m:val="p"/>
+                </m:rPr>
+                <m:t>(</m:t>
+              </m:r>
+              <m:r>
+                <m:rPr>
+                  <m:sty m:val="p"/>
+                </m:rPr>
+                <m:t>cos</m:t>
+              </m:r>
+              <m:r>
+                <m:rPr>
+                  <m:sty m:val="p"/>
+                </m:rPr>
+                <m:t>(</m:t>
+              </m:r>
+              <m:r>
+                <m:t>θ</m:t>
+              </m:r>
+              <m:r>
+                <m:rPr>
+                  <m:sty m:val="p"/>
+                </m:rPr>
+                <m:t>)</m:t>
+              </m:r>
               <m:sSup>
                 <m:e>
-                  <m:d>
-                    <m:dPr>
-                      <m:begChr m:val="("/>
-                      <m:sepChr m:val=""/>
-                      <m:endChr m:val=")"/>
-                      <m:grow/>
-                    </m:dPr>
-                    <m:e>
-                      <m:r>
-                        <m:rPr>
-                          <m:sty m:val="p"/>
-                        </m:rPr>
-                        <m:t>cos</m:t>
-                      </m:r>
-                      <m:d>
-                        <m:dPr>
-                          <m:begChr m:val="("/>
-                          <m:sepChr m:val=""/>
-                          <m:endChr m:val=")"/>
-                          <m:grow/>
-                        </m:dPr>
-                        <m:e>
-                          <m:r>
-                            <m:t>θ</m:t>
-                          </m:r>
-                        </m:e>
-                      </m:d>
-                    </m:e>
-                  </m:d>
+                  <m:r>
+                    <m:rPr>
+                      <m:sty m:val="p"/>
+                    </m:rPr>
+                    <m:t>)</m:t>
+                  </m:r>
                 </m:e>
                 <m:sup>
                   <m:r>
@@ -958,61 +982,67 @@
                   </m:r>
                 </m:sup>
               </m:sSup>
-              <m:d>
-                <m:dPr>
-                  <m:begChr m:val="("/>
-                  <m:sepChr m:val=""/>
-                  <m:endChr m:val=")"/>
-                  <m:grow/>
-                </m:dPr>
+              <m:r>
+                <m:rPr>
+                  <m:sty m:val="p"/>
+                </m:rPr>
+                <m:t>(</m:t>
+              </m:r>
+              <m:r>
+                <m:t>θ</m:t>
+              </m:r>
+              <m:r>
+                <m:rPr>
+                  <m:sty m:val="p"/>
+                </m:rPr>
+                <m:t>)</m:t>
+              </m:r>
+            </m:oMath>
+            <w:r>
+              <w:t xml:space="preserve"> </w:t>
+            </w:r>
+            <w:r>
+              <w:t xml:space="preserve">and</w:t>
+            </w:r>
+            <w:r>
+              <w:t xml:space="preserve"> </w:t>
+            </w:r>
+            <m:oMath>
+              <m:r>
+                <m:rPr>
+                  <m:sty m:val="p"/>
+                </m:rPr>
+                <m:t>(</m:t>
+              </m:r>
+              <m:r>
+                <m:rPr>
+                  <m:sty m:val="p"/>
+                </m:rPr>
+                <m:t>sin</m:t>
+              </m:r>
+              <m:r>
+                <m:rPr>
+                  <m:sty m:val="p"/>
+                </m:rPr>
+                <m:t>(</m:t>
+              </m:r>
+              <m:r>
+                <m:t>θ</m:t>
+              </m:r>
+              <m:r>
+                <m:rPr>
+                  <m:sty m:val="p"/>
+                </m:rPr>
+                <m:t>)</m:t>
+              </m:r>
+              <m:sSup>
                 <m:e>
                   <m:r>
-                    <m:t>θ</m:t>
+                    <m:rPr>
+                      <m:sty m:val="p"/>
+                    </m:rPr>
+                    <m:t>)</m:t>
                   </m:r>
-                </m:e>
-              </m:d>
-            </m:oMath>
-            <w:r>
-              <w:t xml:space="preserve"> </w:t>
-            </w:r>
-            <w:r>
-              <w:t xml:space="preserve">and</w:t>
-            </w:r>
-            <w:r>
-              <w:t xml:space="preserve"> </w:t>
-            </w:r>
-            <m:oMath>
-              <m:sSup>
-                <m:e>
-                  <m:d>
-                    <m:dPr>
-                      <m:begChr m:val="("/>
-                      <m:sepChr m:val=""/>
-                      <m:endChr m:val=")"/>
-                      <m:grow/>
-                    </m:dPr>
-                    <m:e>
-                      <m:r>
-                        <m:rPr>
-                          <m:sty m:val="p"/>
-                        </m:rPr>
-                        <m:t>sin</m:t>
-                      </m:r>
-                      <m:d>
-                        <m:dPr>
-                          <m:begChr m:val="("/>
-                          <m:sepChr m:val=""/>
-                          <m:endChr m:val=")"/>
-                          <m:grow/>
-                        </m:dPr>
-                        <m:e>
-                          <m:r>
-                            <m:t>θ</m:t>
-                          </m:r>
-                        </m:e>
-                      </m:d>
-                    </m:e>
-                  </m:d>
                 </m:e>
                 <m:sup>
                   <m:r>
@@ -1041,19 +1071,21 @@
                   </m:r>
                 </m:sup>
               </m:sSup>
-              <m:d>
-                <m:dPr>
-                  <m:begChr m:val="("/>
-                  <m:sepChr m:val=""/>
-                  <m:endChr m:val=")"/>
-                  <m:grow/>
-                </m:dPr>
-                <m:e>
-                  <m:r>
-                    <m:t>θ</m:t>
-                  </m:r>
-                </m:e>
-              </m:d>
+              <m:r>
+                <m:rPr>
+                  <m:sty m:val="p"/>
+                </m:rPr>
+                <m:t>(</m:t>
+              </m:r>
+              <m:r>
+                <m:t>θ</m:t>
+              </m:r>
+              <m:r>
+                <m:rPr>
+                  <m:sty m:val="p"/>
+                </m:rPr>
+                <m:t>)</m:t>
+              </m:r>
             </m:oMath>
             <w:r>
               <w:t xml:space="preserve"> </w:t>
@@ -1098,19 +1130,21 @@
                     </m:r>
                   </m:sup>
                 </m:sSup>
-                <m:d>
-                  <m:dPr>
-                    <m:begChr m:val="("/>
-                    <m:sepChr m:val=""/>
-                    <m:endChr m:val=")"/>
-                    <m:grow/>
-                  </m:dPr>
-                  <m:e>
-                    <m:r>
-                      <m:t>θ</m:t>
-                    </m:r>
-                  </m:e>
-                </m:d>
+                <m:r>
+                  <m:rPr>
+                    <m:sty m:val="p"/>
+                  </m:rPr>
+                  <m:t>(</m:t>
+                </m:r>
+                <m:r>
+                  <m:t>θ</m:t>
+                </m:r>
+                <m:r>
+                  <m:rPr>
+                    <m:sty m:val="p"/>
+                  </m:rPr>
+                  <m:t>)</m:t>
+                </m:r>
                 <m:r>
                   <m:rPr>
                     <m:sty m:val="p"/>
@@ -1144,19 +1178,21 @@
                     </m:r>
                   </m:sup>
                 </m:sSup>
-                <m:d>
-                  <m:dPr>
-                    <m:begChr m:val="("/>
-                    <m:sepChr m:val=""/>
-                    <m:endChr m:val=")"/>
-                    <m:grow/>
-                  </m:dPr>
-                  <m:e>
-                    <m:r>
-                      <m:t>θ</m:t>
-                    </m:r>
-                  </m:e>
-                </m:d>
+                <m:r>
+                  <m:rPr>
+                    <m:sty m:val="p"/>
+                  </m:rPr>
+                  <m:t>(</m:t>
+                </m:r>
+                <m:r>
+                  <m:t>θ</m:t>
+                </m:r>
+                <m:r>
+                  <m:rPr>
+                    <m:sty m:val="p"/>
+                  </m:rPr>
+                  <m:t>)</m:t>
+                </m:r>
                 <m:r>
                   <m:rPr>
                     <m:sty m:val="p"/>
@@ -1250,19 +1286,21 @@
                         </m:r>
                       </m:sup>
                     </m:sSup>
-                    <m:d>
-                      <m:dPr>
-                        <m:begChr m:val="("/>
-                        <m:sepChr m:val=""/>
-                        <m:endChr m:val=")"/>
-                        <m:grow/>
-                      </m:dPr>
-                      <m:e>
-                        <m:r>
-                          <m:t>θ</m:t>
-                        </m:r>
-                      </m:e>
-                    </m:d>
+                    <m:r>
+                      <m:rPr>
+                        <m:sty m:val="p"/>
+                      </m:rPr>
+                      <m:t>(</m:t>
+                    </m:r>
+                    <m:r>
+                      <m:t>θ</m:t>
+                    </m:r>
+                    <m:r>
+                      <m:rPr>
+                        <m:sty m:val="p"/>
+                      </m:rPr>
+                      <m:t>)</m:t>
+                    </m:r>
                   </m:num>
                   <m:den>
                     <m:sSup>
@@ -1317,19 +1355,21 @@
                         </m:r>
                       </m:sup>
                     </m:sSup>
-                    <m:d>
-                      <m:dPr>
-                        <m:begChr m:val="("/>
-                        <m:sepChr m:val=""/>
-                        <m:endChr m:val=")"/>
-                        <m:grow/>
-                      </m:dPr>
-                      <m:e>
-                        <m:r>
-                          <m:t>θ</m:t>
-                        </m:r>
-                      </m:e>
-                    </m:d>
+                    <m:r>
+                      <m:rPr>
+                        <m:sty m:val="p"/>
+                      </m:rPr>
+                      <m:t>(</m:t>
+                    </m:r>
+                    <m:r>
+                      <m:t>θ</m:t>
+                    </m:r>
+                    <m:r>
+                      <m:rPr>
+                        <m:sty m:val="p"/>
+                      </m:rPr>
+                      <m:t>)</m:t>
+                    </m:r>
                   </m:num>
                   <m:den>
                     <m:sSup>
@@ -1417,19 +1457,21 @@
                   </m:r>
                 </m:sup>
               </m:sSup>
-              <m:d>
-                <m:dPr>
-                  <m:begChr m:val="("/>
-                  <m:sepChr m:val=""/>
-                  <m:endChr m:val=")"/>
-                  <m:grow/>
-                </m:dPr>
-                <m:e>
-                  <m:r>
-                    <m:t>θ</m:t>
-                  </m:r>
-                </m:e>
-              </m:d>
+              <m:r>
+                <m:rPr>
+                  <m:sty m:val="p"/>
+                </m:rPr>
+                <m:t>(</m:t>
+              </m:r>
+              <m:r>
+                <m:t>θ</m:t>
+              </m:r>
+              <m:r>
+                <m:rPr>
+                  <m:sty m:val="p"/>
+                </m:rPr>
+                <m:t>)</m:t>
+              </m:r>
               <m:r>
                 <m:rPr>
                   <m:sty m:val="p"/>
@@ -1451,19 +1493,21 @@
                   </m:r>
                 </m:sup>
               </m:sSup>
-              <m:d>
-                <m:dPr>
-                  <m:begChr m:val="("/>
-                  <m:sepChr m:val=""/>
-                  <m:endChr m:val=")"/>
-                  <m:grow/>
-                </m:dPr>
-                <m:e>
-                  <m:r>
-                    <m:t>θ</m:t>
-                  </m:r>
-                </m:e>
-              </m:d>
+              <m:r>
+                <m:rPr>
+                  <m:sty m:val="p"/>
+                </m:rPr>
+                <m:t>(</m:t>
+              </m:r>
+              <m:r>
+                <m:t>θ</m:t>
+              </m:r>
+              <m:r>
+                <m:rPr>
+                  <m:sty m:val="p"/>
+                </m:rPr>
+                <m:t>)</m:t>
+              </m:r>
               <m:r>
                 <m:rPr>
                   <m:sty m:val="p"/>
@@ -1481,8 +1525,8 @@
         </w:tc>
       </w:tr>
     </w:tbl>
-    <w:bookmarkEnd w:id="28"/>
-    <w:bookmarkStart w:id="29" w:name="proof-of-sum-identities"/>
+    <w:bookmarkEnd w:id="17"/>
+    <w:bookmarkStart w:id="18" w:name="proof-of-sum-identities"/>
     <w:p>
       <w:pPr>
         <w:pStyle w:val="Heading1"/>
@@ -1491,8 +1535,8 @@
         <w:t xml:space="preserve">Proof of sum identities</w:t>
       </w:r>
     </w:p>
-    <w:bookmarkEnd w:id="29"/>
-    <w:bookmarkStart w:id="32" w:name="further-reading"/>
+    <w:bookmarkEnd w:id="18"/>
+    <w:bookmarkStart w:id="21" w:name="further-reading"/>
     <w:p>
       <w:pPr>
         <w:pStyle w:val="Heading1"/>
@@ -1505,7 +1549,7 @@
       <w:pPr>
         <w:pStyle w:val="FirstParagraph"/>
       </w:pPr>
-      <w:hyperlink r:id="rId20">
+      <w:hyperlink r:id="rId9">
         <w:r>
           <w:rPr>
             <w:rStyle w:val="Hyperlink"/>
@@ -1518,7 +1562,7 @@
       <w:pPr>
         <w:pStyle w:val="BodyText"/>
       </w:pPr>
-      <w:hyperlink r:id="rId30">
+      <w:hyperlink r:id="rId19">
         <w:r>
           <w:rPr>
             <w:rStyle w:val="Hyperlink"/>
@@ -1527,7 +1571,7 @@
         </w:r>
       </w:hyperlink>
     </w:p>
-    <w:bookmarkStart w:id="31" w:name="version-history"/>
+    <w:bookmarkStart w:id="20" w:name="version-history"/>
     <w:p>
       <w:pPr>
         <w:pStyle w:val="Heading2"/>
@@ -1544,8 +1588,8 @@
         <w:t xml:space="preserve">v1.0: created in 04/24 by tdhc.</w:t>
       </w:r>
     </w:p>
-    <w:bookmarkEnd w:id="31"/>
-    <w:bookmarkEnd w:id="32"/>
+    <w:bookmarkEnd w:id="20"/>
+    <w:bookmarkEnd w:id="21"/>
     <w:sectPr>
       <w:pgSz w:h="15840" w:w="12240"/>
       <w:pgMar w:bottom="1440" w:footer="720" w:gutter="0" w:header="720" w:left="1440" w:right="1440" w:top="1440"/>
